--- a/public_html/2/Задания/Задания.docx
+++ b/public_html/2/Задания/Задания.docx
@@ -530,6 +530,27 @@
     </w:p>
     <w:p>
       <w:pPr>
+        <w:rPr>
+          <w:rFonts w:ascii="Times New Roman" w:hAnsi="Times New Roman" w:cs="Times New Roman"/>
+          <w:b/>
+          <w:bCs/>
+          <w:sz w:val="28"/>
+          <w:szCs w:val="28"/>
+        </w:rPr>
+      </w:pPr>
+      <w:r>
+        <w:rPr>
+          <w:rFonts w:ascii="Times New Roman" w:hAnsi="Times New Roman" w:cs="Times New Roman"/>
+          <w:b/>
+          <w:bCs/>
+          <w:sz w:val="28"/>
+          <w:szCs w:val="28"/>
+        </w:rPr>
+        <w:t>Изображение, аудио и видео находятся в папке с заданием.</w:t>
+      </w:r>
+    </w:p>
+    <w:p>
+      <w:pPr>
         <w:numPr>
           <w:ilvl w:val="0"/>
           <w:numId w:val="2"/>
@@ -577,6 +598,7 @@
         <w:rPr>
           <w:noProof/>
         </w:rPr>
+        <w:lastRenderedPageBreak/>
         <w:drawing>
           <wp:inline distT="0" distB="0" distL="0" distR="0" wp14:anchorId="370B312B" wp14:editId="1B5679F0">
             <wp:extent cx="5940425" cy="3239135"/>
